--- a/manuscript_material/statements/Reporting_summary_notes.docx
+++ b/manuscript_material/statements/Reporting_summary_notes.docx
@@ -39,7 +39,7 @@
     </w:p>
     <w:p>
       <w:r>
-        <w:t xml:space="preserve">  - BixBench-Verified-50: 50 tasks; 5 configurations × 2 environments × 3 replicates.   - CompBioBench: 100 tasks; 4 paired configurations × 2 × 3, plus 100 unpaired code runs.   - IWC: 10 tasks; 4 × 2 × 3.</w:t>
+        <w:t xml:space="preserve">  - BixBench-Verified-50: 50 tasks; 5 model configurations × 2 execution conditions × 3 replicate runs.   - CompBioBench: 100 tasks; 4 paired model configurations × 2 × 3, plus 100 unpaired open-ended code condition runs.   - IWC: 10 tasks; 4 × 2 × 3.</w:t>
       </w:r>
     </w:p>
     <w:p>
@@ -64,10 +64,10 @@
         <w:rPr>
           <w:b/>
         </w:rPr>
-        <w:t>Replicates.</w:t>
+        <w:t>Replicate runs.</w:t>
       </w:r>
       <w:r>
-        <w:t xml:space="preserve"> Three per task, configuration and environment. The replicates are not seed-matched.</w:t>
+        <w:t xml:space="preserve"> Three per task × model configuration × execution condition (one replicate set). Replicate labels are not matched random seeds; CompBioBench replicate runs are final campaign selections and may include continuations.</w:t>
       </w:r>
     </w:p>
     <w:p>
@@ -97,7 +97,7 @@
         <w:t>Central tendency and dispersion.</w:t>
       </w:r>
       <w:r>
-        <w:t xml:space="preserve"> These are defined in each figure legend: medians with 95% CI; boxes as interquartile range with whiskers at 1.5× IQR.</w:t>
+        <w:t xml:space="preserve"> These are defined in each figure legend: medians with 95% confidence intervals; boxes span the interquartile range, with whiskers at 1.5 times the interquartile range.</w:t>
       </w:r>
     </w:p>
     <w:p>
@@ -121,7 +121,7 @@
     </w:p>
     <w:p>
       <w:r>
-        <w:t xml:space="preserve">  - All 4,240 runs are retained, including scored missing answers.   - Twelve CompBioBench runs have no primary trace. They are counted in the accuracy data but not in the trace-level analyses.</w:t>
+        <w:t xml:space="preserve">  - All 4,240 runs are retained, including runs without an answer, which count as scored incorrect.   - Twelve CompBioBench runs have no execution trace. They are counted in the reported benchmark scores but not in the trace-level analyses.</w:t>
       </w:r>
     </w:p>
     <w:p>
@@ -132,10 +132,10 @@
         <w:rPr>
           <w:b/>
         </w:rPr>
-        <w:t>Interface-level statistics use Codex-harness traces only (1,908 Galaxy runs).</w:t>
+        <w:t>Interface-level statistics use Codex execution traces only (1,908 Galaxy-condition runs).</w:t>
       </w:r>
       <w:r>
-        <w:t xml:space="preserve"> These are parameter substitution, UDT status and BioBlend/REST use. The superseded Claude Code harness returns tool results in a different structure.</w:t>
+        <w:t xml:space="preserve"> These are parameter substitution, user-defined-tool status and direct Galaxy API calls. The superseded Claude Code agent harness records tool results in a different structure.</w:t>
       </w:r>
     </w:p>
     <w:p>
@@ -160,10 +160,10 @@
         <w:rPr>
           <w:b/>
         </w:rPr>
-        <w:t>The IWC environment contrast uses the nine tasks scored in both environments.</w:t>
+        <w:t>The IWC condition difference uses the nine tasks scored in both execution conditions.</w:t>
       </w:r>
       <w:r>
-        <w:t xml:space="preserve"> Host removal is excluded because of null and conflicted route scores (Supplementary Table 7).</w:t>
+        <w:t xml:space="preserve"> Host removal is excluded because of null scores and score conflicts (Supplementary Table 7).</w:t>
       </w:r>
     </w:p>
     <w:p>
@@ -185,7 +185,7 @@
         <w:t>Randomization.</w:t>
       </w:r>
       <w:r>
-        <w:t xml:space="preserve"> Not applicable. Environments were assigned by design, and every configuration ran every task in both environments.</w:t>
+        <w:t xml:space="preserve"> Not applicable. Execution conditions were assigned by design, and every model configuration ran every task in both execution conditions.</w:t>
       </w:r>
     </w:p>
     <w:p>
@@ -199,7 +199,7 @@
         <w:t>Blinding.</w:t>
       </w:r>
       <w:r>
-        <w:t xml:space="preserve"> Trace adjudication was not blinded to environment, because the traces reveal it. Adjudicators read BixBench reference values only from the evaluator records of completed runs, and assigned confidence levels to limit over-interpretation (Supplementary Note 6).</w:t>
+        <w:t xml:space="preserve"> Adjudication was not blinded to execution condition, because execution traces reveal it. Adjudicators read BixBench reference values only from the evaluator records of completed runs, and assigned an adjudication confidence to limit over-interpretation (Supplementary Note 6).</w:t>
       </w:r>
     </w:p>
     <w:p>

--- a/manuscript_material/statements/Reporting_summary_notes.docx
+++ b/manuscript_material/statements/Reporting_summary_notes.docx
@@ -146,10 +146,10 @@
         <w:rPr>
           <w:b/>
         </w:rPr>
-        <w:t>CompBioBench task-level analyses use the 82 strong-consensus tasks.</w:t>
+        <w:t>CompBioBench consensus-proxy analyses (probable failures, split replicate sets) use the 82 strong-consensus tasks.</w:t>
       </w:r>
       <w:r>
-        <w:t xml:space="preserve"> The consensus proxy is explained in Supplementary Note 7.</w:t>
+        <w:t xml:space="preserve"> The consensus proxy is explained in Supplementary Note 7. The task-level audit instead uses the answer key inferred from the official leaderboard scores (Supplementary Note 6).</w:t>
       </w:r>
     </w:p>
     <w:p>
@@ -185,7 +185,7 @@
         <w:t>Randomization.</w:t>
       </w:r>
       <w:r>
-        <w:t xml:space="preserve"> Not applicable. Execution conditions were assigned by design, and every model configuration ran every task in both execution conditions.</w:t>
+        <w:t xml:space="preserve"> Not applicable. Execution conditions were assigned by design, and every model configuration ran every task of its benchmarks in both execution conditions (GPT-6 Astra ran CompBioBench in the open-ended code condition only).</w:t>
       </w:r>
     </w:p>
     <w:p>
@@ -199,7 +199,7 @@
         <w:t>Blinding.</w:t>
       </w:r>
       <w:r>
-        <w:t xml:space="preserve"> Adjudication was not blinded to execution condition, because execution traces reveal it. Adjudicators read BixBench reference values only from the evaluator records of completed runs, and assigned an adjudication confidence to limit over-interpretation (Supplementary Note 6).</w:t>
+        <w:t xml:space="preserve"> Adjudication was not blinded to execution condition, because execution traces reveal it. Adjudicators read BixBench reference values only from the evaluator records of completed runs, and assigned an adjudication confidence to limit over-interpretation (Supplementary Note 6). The task-level audit read every run of each task case, in both execution conditions, and opened no file of the benchmark ground truth.</w:t>
       </w:r>
     </w:p>
     <w:p>
